--- a/Plan.docx
+++ b/Plan.docx
@@ -1713,7 +1713,7 @@
     <w:unhideWhenUsed/>
   </w:style>
   <w:style w:type="character" w:customStyle="1" w:styleId="10">
-    <w:name w:val="标题 1 字符"/>
+    <w:name w:val="Heading 1 Char"/>
     <w:basedOn w:val="a0"/>
     <w:link w:val="1"/>
     <w:uiPriority w:val="9"/>
@@ -1726,7 +1726,7 @@
     </w:rPr>
   </w:style>
   <w:style w:type="character" w:customStyle="1" w:styleId="20">
-    <w:name w:val="标题 2 字符"/>
+    <w:name w:val="Heading 2 Char"/>
     <w:basedOn w:val="a0"/>
     <w:link w:val="2"/>
     <w:uiPriority w:val="9"/>
@@ -1740,7 +1740,7 @@
     </w:rPr>
   </w:style>
   <w:style w:type="character" w:customStyle="1" w:styleId="30">
-    <w:name w:val="标题 3 字符"/>
+    <w:name w:val="Heading 3 Char"/>
     <w:basedOn w:val="a0"/>
     <w:link w:val="3"/>
     <w:uiPriority w:val="9"/>
@@ -1754,7 +1754,7 @@
     </w:rPr>
   </w:style>
   <w:style w:type="character" w:customStyle="1" w:styleId="40">
-    <w:name w:val="标题 4 字符"/>
+    <w:name w:val="Heading 4 Char"/>
     <w:basedOn w:val="a0"/>
     <w:link w:val="4"/>
     <w:uiPriority w:val="9"/>
@@ -1768,7 +1768,7 @@
     </w:rPr>
   </w:style>
   <w:style w:type="character" w:customStyle="1" w:styleId="50">
-    <w:name w:val="标题 5 字符"/>
+    <w:name w:val="Heading 5 Char"/>
     <w:basedOn w:val="a0"/>
     <w:link w:val="5"/>
     <w:uiPriority w:val="9"/>
@@ -1781,7 +1781,7 @@
     </w:rPr>
   </w:style>
   <w:style w:type="character" w:customStyle="1" w:styleId="60">
-    <w:name w:val="标题 6 字符"/>
+    <w:name w:val="Heading 6 Char"/>
     <w:basedOn w:val="a0"/>
     <w:link w:val="6"/>
     <w:uiPriority w:val="9"/>
@@ -1795,7 +1795,7 @@
     </w:rPr>
   </w:style>
   <w:style w:type="character" w:customStyle="1" w:styleId="70">
-    <w:name w:val="标题 7 字符"/>
+    <w:name w:val="Heading 7 Char"/>
     <w:basedOn w:val="a0"/>
     <w:link w:val="7"/>
     <w:uiPriority w:val="9"/>
@@ -1809,7 +1809,7 @@
     </w:rPr>
   </w:style>
   <w:style w:type="character" w:customStyle="1" w:styleId="80">
-    <w:name w:val="标题 8 字符"/>
+    <w:name w:val="Heading 8 Char"/>
     <w:basedOn w:val="a0"/>
     <w:link w:val="8"/>
     <w:uiPriority w:val="9"/>
@@ -1821,7 +1821,7 @@
     </w:rPr>
   </w:style>
   <w:style w:type="character" w:customStyle="1" w:styleId="90">
-    <w:name w:val="标题 9 字符"/>
+    <w:name w:val="Heading 9 Char"/>
     <w:basedOn w:val="a0"/>
     <w:link w:val="9"/>
     <w:uiPriority w:val="9"/>
@@ -1854,7 +1854,7 @@
     </w:rPr>
   </w:style>
   <w:style w:type="character" w:customStyle="1" w:styleId="a4">
-    <w:name w:val="标题 字符"/>
+    <w:name w:val="Title Char"/>
     <w:basedOn w:val="a0"/>
     <w:link w:val="a3"/>
     <w:uiPriority w:val="10"/>
@@ -1890,7 +1890,7 @@
     </w:rPr>
   </w:style>
   <w:style w:type="character" w:customStyle="1" w:styleId="a6">
-    <w:name w:val="副标题 字符"/>
+    <w:name w:val="Subtitle Char"/>
     <w:basedOn w:val="a0"/>
     <w:link w:val="a5"/>
     <w:uiPriority w:val="11"/>
@@ -1922,7 +1922,7 @@
     </w:rPr>
   </w:style>
   <w:style w:type="character" w:customStyle="1" w:styleId="a8">
-    <w:name w:val="引用 字符"/>
+    <w:name w:val="Quote Char"/>
     <w:basedOn w:val="a0"/>
     <w:link w:val="a7"/>
     <w:uiPriority w:val="29"/>
@@ -1980,7 +1980,7 @@
     </w:rPr>
   </w:style>
   <w:style w:type="character" w:customStyle="1" w:styleId="ac">
-    <w:name w:val="明显引用 字符"/>
+    <w:name w:val="Intense Quote Char"/>
     <w:basedOn w:val="a0"/>
     <w:link w:val="ab"/>
     <w:uiPriority w:val="30"/>
@@ -2027,7 +2027,7 @@
     </w:rPr>
   </w:style>
   <w:style w:type="character" w:customStyle="1" w:styleId="af">
-    <w:name w:val="页眉 字符"/>
+    <w:name w:val="Header Char"/>
     <w:basedOn w:val="a0"/>
     <w:link w:val="ae"/>
     <w:uiPriority w:val="99"/>
@@ -2058,7 +2058,7 @@
     </w:rPr>
   </w:style>
   <w:style w:type="character" w:customStyle="1" w:styleId="af1">
-    <w:name w:val="页脚 字符"/>
+    <w:name w:val="Footer Char"/>
     <w:basedOn w:val="a0"/>
     <w:link w:val="af0"/>
     <w:uiPriority w:val="99"/>
@@ -2095,7 +2095,7 @@
 </file>
 
 <file path=word/theme/theme1.xml><?xml version="1.0" encoding="utf-8"?>
-<a:theme xmlns:a="http://schemas.openxmlformats.org/drawingml/2006/main" name="Office 主题​​">
+<a:theme xmlns:a="http://schemas.openxmlformats.org/drawingml/2006/main" name="Office Theme​​">
   <a:themeElements>
     <a:clrScheme name="Office">
       <a:dk1>
@@ -2137,13 +2137,13 @@
     </a:clrScheme>
     <a:fontScheme name="Office">
       <a:majorFont>
-        <a:latin typeface="等线 Light" panose="02110004020202020204"/>
+        <a:latin typeface="DengXian Light" panose="02110004020202020204"/>
         <a:ea typeface=""/>
         <a:cs typeface=""/>
-        <a:font script="Jpan" typeface="游ゴシック Light"/>
-        <a:font script="Hang" typeface="맑은 고딕"/>
-        <a:font script="Hans" typeface="等线 Light"/>
-        <a:font script="Hant" typeface="新細明體"/>
+        <a:font script="Jpan" typeface="Yu Gothic Light"/>
+        <a:font script="Hang" typeface="Malgun Gothic"/>
+        <a:font script="Hans" typeface="DengXian Light"/>
+        <a:font script="Hant" typeface="PMingLiU"/>
         <a:font script="Arab" typeface="Times New Roman"/>
         <a:font script="Hebr" typeface="Times New Roman"/>
         <a:font script="Thai" typeface="Angsana New"/>
@@ -2189,13 +2189,13 @@
         <a:font script="Tfng" typeface="Ebrima"/>
       </a:majorFont>
       <a:minorFont>
-        <a:latin typeface="等线" panose="02110004020202020204"/>
+        <a:latin typeface="DengXian" panose="02110004020202020204"/>
         <a:ea typeface=""/>
         <a:cs typeface=""/>
-        <a:font script="Jpan" typeface="游明朝"/>
-        <a:font script="Hang" typeface="맑은 고딕"/>
-        <a:font script="Hans" typeface="等线"/>
-        <a:font script="Hant" typeface="新細明體"/>
+        <a:font script="Jpan" typeface="Yu Mincho"/>
+        <a:font script="Hang" typeface="Malgun Gothic"/>
+        <a:font script="Hans" typeface="DengXian"/>
+        <a:font script="Hant" typeface="PMingLiU"/>
         <a:font script="Arab" typeface="Arial"/>
         <a:font script="Hebr" typeface="Arial"/>
         <a:font script="Thai" typeface="Cordia New"/>
